--- a/pr-preview/pr-126/nonparametric-models-handout-tracked-changes.docx
+++ b/pr-preview/pr-126/nonparametric-models-handout-tracked-changes.docx
@@ -26,7 +26,7 @@
       </w:pPr>
       <w:ins w:id="2" w:author="PR Preview" w:date="2026-01-01T00:00:00Z">
         <w:r>
-          <w:t xml:space="preserve">Last modified: 2026-10-13 19:37:09 (PDT)</w:t>
+          <w:t xml:space="preserve">Last modified: 2026-10-13 21:02:10 (PDT)</w:t>
         </w:r>
       </w:ins>
     </w:p>

--- a/pr-preview/pr-126/nonparametric-models-handout-tracked-changes.docx
+++ b/pr-preview/pr-126/nonparametric-models-handout-tracked-changes.docx
@@ -16,7 +16,7 @@
       </w:pPr>
       <w:del w:id="1" w:author="PR Preview" w:date="2026-01-01T00:00:00Z">
         <w:r>
-          <w:delText xml:space="preserve">Last modified: 2026-10-13 19:33:04 (PDT)</w:delText>
+          <w:delText xml:space="preserve">Last modified: 2026-10-13 22:36:40 (PDT)</w:delText>
         </w:r>
       </w:del>
     </w:p>
@@ -26,7 +26,7 @@
       </w:pPr>
       <w:ins w:id="2" w:author="PR Preview" w:date="2026-01-01T00:00:00Z">
         <w:r>
-          <w:t xml:space="preserve">Last modified: 2026-10-13 21:02:10 (PDT)</w:t>
+          <w:t xml:space="preserve">Last modified: 2026-10-13 22:33:57 (PDT)</w:t>
         </w:r>
       </w:ins>
     </w:p>
@@ -1503,7 +1503,7 @@
     </w:p>
     <w:bookmarkEnd w:id="13"/>
     <w:bookmarkEnd w:id="14"/>
-    <w:bookmarkStart w:id="21" w:name="sample-quantiles"/>
+    <w:bookmarkStart w:id="22" w:name="sample-quantiles"/>
     <w:p>
       <w:pPr>
         <w:pStyle w:val="Heading2"/>
@@ -1758,10 +1758,22 @@
         </m:oMath>
       </m:oMathPara>
     </w:p>
+    <w:bookmarkEnd w:id="15"/>
+    <w:bookmarkStart w:id="16" w:name="def-sample-p-quantile"/>
     <w:p>
       <w:pPr>
         <w:pStyle w:val="FirstParagraph"/>
       </w:pPr>
+      <w:r>
+        <w:rPr>
+          <w:b/>
+          <w:bCs/>
+        </w:rPr>
+        <w:t xml:space="preserve">Definition 4 (Sample quantile)</w:t>
+      </w:r>
+      <w:r>
+        <w:t xml:space="preserve"> </w:t>
+      </w:r>
       <w:r>
         <w:t xml:space="preserve">For a given</w:t>
       </w:r>
@@ -1810,6 +1822,23 @@
         <w:t xml:space="preserve"> </w:t>
       </w:r>
       <w:r>
+        <w:t xml:space="preserve">of the</w:t>
+      </w:r>
+      <w:r>
+        <w:t xml:space="preserve"> </w:t>
+      </w:r>
+      <w:hyperlink w:anchor="def-sample-quantile">
+        <w:r>
+          <w:rPr>
+            <w:rStyle w:val="Hyperlink"/>
+          </w:rPr>
+          <w:t xml:space="preserve">sample quantile function</w:t>
+        </w:r>
+      </w:hyperlink>
+      <w:r>
+        <w:t xml:space="preserve"> </w:t>
+      </w:r>
+      <w:r>
         <w:t xml:space="preserve">is the</w:t>
       </w:r>
       <w:r>
@@ -1893,7 +1922,7 @@
         <w:t xml:space="preserve">.</w:t>
       </w:r>
     </w:p>
-    <w:bookmarkEnd w:id="15"/>
+    <w:bookmarkEnd w:id="16"/>
     <w:p>
       <w:pPr>
         <w:pStyle w:val="BodyText"/>
@@ -1904,7 +1933,7 @@
       <w:r>
         <w:t xml:space="preserve"> </w:t>
       </w:r>
-      <w:hyperlink r:id="rId16">
+      <w:hyperlink r:id="rId17">
         <w:r>
           <w:rPr>
             <w:rStyle w:val="Hyperlink"/>
@@ -1929,7 +1958,7 @@
       <w:r>
         <w:t xml:space="preserve"> </w:t>
       </w:r>
-      <w:hyperlink r:id="rId17">
+      <w:hyperlink r:id="rId18">
         <w:r>
           <w:rPr>
             <w:rStyle w:val="Hyperlink"/>
@@ -2031,7 +2060,7 @@
         <w:t xml:space="preserve">.</w:t>
       </w:r>
     </w:p>
-    <w:bookmarkStart w:id="18" w:name="thm-sample-quantile-order-statistics"/>
+    <w:bookmarkStart w:id="19" w:name="thm-sample-quantile-order-statistics"/>
     <w:p>
       <w:pPr>
         <w:pStyle w:val="BodyText"/>
@@ -2433,7 +2462,7 @@
         <w:t xml:space="preserve">.</w:t>
       </w:r>
     </w:p>
-    <w:bookmarkEnd w:id="18"/>
+    <w:bookmarkEnd w:id="19"/>
     <w:p>
       <w:pPr>
         <w:pStyle w:val="BodyText"/>
@@ -3477,7 +3506,7 @@
         <w:t xml:space="preserve">.</w:t>
       </w:r>
     </w:p>
-    <w:bookmarkStart w:id="19" w:name="exm-sample-quantile"/>
+    <w:bookmarkStart w:id="20" w:name="exm-sample-quantile"/>
     <w:p>
       <w:pPr>
         <w:pStyle w:val="BodyText"/>
@@ -4264,8 +4293,8 @@
         <w:t xml:space="preserve">#&gt;   3   7</w:t>
       </w:r>
     </w:p>
-    <w:bookmarkEnd w:id="19"/>
-    <w:bookmarkStart w:id="20" w:name="rem-quantile-conventions"/>
+    <w:bookmarkEnd w:id="20"/>
+    <w:bookmarkStart w:id="21" w:name="rem-quantile-conventions"/>
     <w:p>
       <w:pPr>
         <w:pStyle w:val="FirstParagraph"/>
@@ -4406,9 +4435,9 @@
         <w:t xml:space="preserve">which always returns one of the observed values.</w:t>
       </w:r>
     </w:p>
-    <w:bookmarkEnd w:id="20"/>
     <w:bookmarkEnd w:id="21"/>
-    <w:bookmarkStart w:id="31" w:name="X098afd29d2cc0af81e1daaf31ade1d91d7df2a7"/>
+    <w:bookmarkEnd w:id="22"/>
+    <w:bookmarkStart w:id="32" w:name="X098afd29d2cc0af81e1daaf31ade1d91d7df2a7"/>
     <w:p>
       <w:pPr>
         <w:pStyle w:val="Heading2"/>
@@ -4417,7 +4446,7 @@
         <w:t xml:space="preserve">4 The empirical CDF and quantile function as generalized inverses</w:t>
       </w:r>
     </w:p>
-    <w:bookmarkStart w:id="30" w:name="fig-ecdf-sample-quantile-example"/>
+    <w:bookmarkStart w:id="31" w:name="fig-ecdf-sample-quantile-example"/>
     <w:tbl>
       <w:tblPr>
         <w:tblStyle w:val="Table"/>
@@ -4445,7 +4474,7 @@
             <w:tr>
               <w:tc>
                 <w:tcPr/>
-                <w:bookmarkStart w:id="25" w:name="fig-ecdf-example"/>
+                <w:bookmarkStart w:id="26" w:name="fig-ecdf-example"/>
                 <w:p>
                   <w:pPr>
                     <w:pStyle w:val="SourceCode"/>
@@ -5894,18 +5923,18 @@
                       <wp:inline>
                         <wp:extent cx="2971800" cy="2377440"/>
                         <wp:effectExtent b="0" l="0" r="0" t="0"/>
-                        <wp:docPr descr="" title="" id="23" name="Picture"/>
+                        <wp:docPr descr="" title="" id="24" name="Picture"/>
                         <a:graphic>
                           <a:graphicData uri="http://schemas.openxmlformats.org/drawingml/2006/picture">
                             <pic:pic>
                               <pic:nvPicPr>
-                                <pic:cNvPr descr="nonparametric-models_files/figure-docx/unnamed-chunk-2-1.png" id="24" name="Picture"/>
+                                <pic:cNvPr descr="nonparametric-models_files/figure-docx/unnamed-chunk-2-1.png" id="25" name="Picture"/>
                                 <pic:cNvPicPr>
                                   <a:picLocks noChangeArrowheads="1" noChangeAspect="1"/>
                                 </pic:cNvPicPr>
                               </pic:nvPicPr>
                               <pic:blipFill>
-                                <a:blip r:embed="rId22"/>
+                                <a:blip r:embed="rId23"/>
                                 <a:stretch>
                                   <a:fillRect/>
                                 </a:stretch>
@@ -5958,7 +5987,7 @@
                     <w:t xml:space="preserve">open circles mark excluded endpoints.</w:t>
                   </w:r>
                 </w:p>
-                <w:bookmarkEnd w:id="25"/>
+                <w:bookmarkEnd w:id="26"/>
               </w:tc>
             </w:tr>
           </w:tbl>
@@ -6008,7 +6037,7 @@
             <w:tr>
               <w:tc>
                 <w:tcPr/>
-                <w:bookmarkStart w:id="29" w:name="fig-eqf-example"/>
+                <w:bookmarkStart w:id="30" w:name="fig-eqf-example"/>
                 <w:p>
                   <w:pPr>
                     <w:pStyle w:val="SourceCode"/>
@@ -6965,18 +6994,18 @@
                       <wp:inline>
                         <wp:extent cx="2971800" cy="2377440"/>
                         <wp:effectExtent b="0" l="0" r="0" t="0"/>
-                        <wp:docPr descr="" title="" id="27" name="Picture"/>
+                        <wp:docPr descr="" title="" id="28" name="Picture"/>
                         <a:graphic>
                           <a:graphicData uri="http://schemas.openxmlformats.org/drawingml/2006/picture">
                             <pic:pic>
                               <pic:nvPicPr>
-                                <pic:cNvPr descr="nonparametric-models_files/figure-docx/unnamed-chunk-3-1.png" id="28" name="Picture"/>
+                                <pic:cNvPr descr="nonparametric-models_files/figure-docx/unnamed-chunk-3-1.png" id="29" name="Picture"/>
                                 <pic:cNvPicPr>
                                   <a:picLocks noChangeArrowheads="1" noChangeAspect="1"/>
                                 </pic:cNvPicPr>
                               </pic:nvPicPr>
                               <pic:blipFill>
-                                <a:blip r:embed="rId26"/>
+                                <a:blip r:embed="rId27"/>
                                 <a:stretch>
                                   <a:fillRect/>
                                 </a:stretch>
@@ -7029,7 +7058,7 @@
                     <w:t xml:space="preserve">closed circles mark included right endpoints.</w:t>
                   </w:r>
                 </w:p>
-                <w:bookmarkEnd w:id="29"/>
+                <w:bookmarkEnd w:id="30"/>
               </w:tc>
             </w:tr>
           </w:tbl>
@@ -7061,7 +7090,7 @@
         <w:t xml:space="preserve">(order statistics 1, 3, 4, 7).</w:t>
       </w:r>
     </w:p>
-    <w:bookmarkEnd w:id="30"/>
+    <w:bookmarkEnd w:id="31"/>
     <w:p>
       <w:pPr>
         <w:pStyle w:val="BodyText"/>
@@ -7425,7 +7454,7 @@
         <w:t xml:space="preserve">with equality only at the observed values.</w:t>
       </w:r>
     </w:p>
-    <w:bookmarkEnd w:id="31"/>
+    <w:bookmarkEnd w:id="32"/>
     <w:sectPr>
       <w:footnotePr>
         <w:numRestart w:val="eachSect"/>
